--- a/Plantillas/Ugarte.docx
+++ b/Plantillas/Ugarte.docx
@@ -16652,6 +16652,21 @@
       </w:r>
     </w:p>
     <w:p/>
+    <w:p>
+      <w:r>
+        <w:t>{{foto_rostro}}</w:t>
+      </w:r>
+    </w:p>
+    <w:p>
+      <w:r>
+        <w:t>{{foto_interior}}</w:t>
+      </w:r>
+    </w:p>
+    <w:p>
+      <w:r>
+        <w:t>{{foto_exterior}}</w:t>
+      </w:r>
+    </w:p>
     <w:sectPr>
       <w:footerReference w:type="default" r:id="rId9"/>
       <w:pgSz w:w="12240" w:h="15840"/>
